--- a/demo/configs/Audit_Information_Protection_Memo_USD20240624.docx
+++ b/demo/configs/Audit_Information_Protection_Memo_USD20240624.docx
@@ -77,12 +77,12 @@
         <w:pStyle w:val="Heading1"/>
       </w:pPr>
       <w:r>
-        <w:t>4. Configuration Review (2026-05)</w:t>
+        <w:t>4. Conflicting Configuration Notes (UNDATED)</w:t>
       </w:r>
     </w:p>
     <w:p>
       <w:r>
-        <w:t>NOTE: A configuration review completed 2026-05-09 found that S3 Object Lock is NOT actually enabled on the production AWS GovCloud audit bucket (it was set only on a staging bucket), and the Azure immutability policy is in 'unlocked' state, which still permits deletion by an account owner. Enabling Object Lock on the production bucket and locking the Azure retention policy is PLANNED for the next maintenance window but is NOT yet implemented. Until then, audit records remain deletable by a privileged account, contrary to Section 2.</w:t>
+        <w:t>NOTE: A second engineer's annotation in this same draft directly contradicts Section 2 and asserts that S3 Object Lock is NOT actually enabled on the production AWS GovCloud audit bucket and the Azure immutability policy is in 'unlocked' state, which would still permit deletion by an account owner. Section 2 and this annotation are BOTH undated and neither cites a configuration export, screenshot, or scan; there is no as-configured artifact attached to either claim. It is NOT possible to determine from this memo which statement reflects the live system — the two assertions carry equal weight and no source supersedes the other.</w:t>
       </w:r>
     </w:p>
     <w:p>
@@ -95,7 +95,7 @@
     </w:p>
     <w:p>
       <w:r>
-        <w:t>This memo is a DRAFT pending engineering sign-off; Sections 2 and 4 have not yet been reconciled. The protection posture for AU-9 is unresolved as of this writing.</w:t>
+        <w:t>This memo is a DRAFT pending engineering sign-off; Sections 2 and 4 directly conflict on whether immutable protection is enabled, neither is dated or backed by an as-configured export, and the conflict has not been reconciled. The protection posture for AU-9 cannot be determined from the available evidence: which of the two contradictory claims is current/authoritative is unresolved as of this writing.</w:t>
       </w:r>
     </w:p>
     <w:sectPr>
